--- a/docs/book/Word/Chapter9/How_the_Brain_Learns_Chapter_9_Habits_Skills_and_Automaticity.docx
+++ b/docs/book/Word/Chapter9/How_the_Brain_Learns_Chapter_9_Habits_Skills_and_Automaticity.docx
@@ -190,7 +190,7 @@
         <w:pStyle w:val="BodyText"/>
       </w:pPr>
       <w:r>
-        <w:t xml:space="preserve">The argument of this chapter is that practice does three things, in different circuits, each of which can be described in terms the earlier chapters have introduced. It recalibrates movements that have drifted out of true, through the cerebellum’s error-driven learning of Chapter 4. It binds separate actions into units and hands their control from circuits that deliberate to circuits that execute, through the basal ganglia and the dopamine signal of Chapter 3. The same dopamine signal grades the small variations that practice produces and keeps the ones that work. And practice changes the structure of the cortex, building and then protecting a few new connections. What results is automaticity: performance that is fast, consistent, and cheap in attention, and for the same reasons hard to inspect and hard to change.</w:t>
+        <w:t xml:space="preserve">The argument of this chapter is that practice works in several circuits, each described in terms the earlier chapters introduced: the cerebellum recalibrates movements that have drifted out of true (Chapter 4); the basal ganglia and the dopamine signal of Chapter 3 bind actions into units, hand their control from circuits that deliberate to circuits that execute, and keep the variations that work; and the cortex builds and then protects a few new connections. What results is automaticity: performance that is fast, consistent, and cheap in attention, and for the same reasons hard to inspect and hard to change.</w:t>
       </w:r>
     </w:p>
     <w:bookmarkEnd w:id="22"/>
@@ -220,7 +220,7 @@
         <w:t xml:space="preserve"> </w:t>
       </w:r>
       <w:r>
-        <w:t xml:space="preserve">Its meaning is that each doubling of practice buys about the same proportional gain. The tenth hour helps less than the first, but the thousandth still helps.</w:t>
+        <w:t xml:space="preserve">Its meaning is that each doubling of practice buys about the same proportional gain.</w:t>
       </w:r>
     </w:p>
     <w:p>
@@ -345,7 +345,7 @@
         <w:pStyle w:val="FirstParagraph"/>
       </w:pPr>
       <w:r>
-        <w:t xml:space="preserve">Two words have been used loosely so far, and they mean different things. A habit, in the sense of Chapter 8, is an action triggered by a situation rather than chosen for its outcome, and its signature is insensitivity to devaluation: the habitual rat keeps pressing when the food is no longer wanted. A skill is an improvement in how well an action is done. John Krakauer and his colleagues define it by the trade-off between speed and accuracy that Chapter 8 met in decisions. Anyone can trace a difficult path accurately by going slowly, or quickly by accepting errors; a skilled performer is faster at the same accuracy, or more accurate at the same speed, so practice shifts the whole curve relating the two.</w:t>
+        <w:t xml:space="preserve">Two words have been used loosely so far, and they mean different things. A habit, in the sense of Chapter 8, is an action triggered by a situation rather than chosen for its outcome, and its signature is insensitivity to devaluation. A skill is an improvement in how well an action is done. John Krakauer and his colleagues define it by the trade-off between speed and accuracy that Chapter 8 met in decisions. Anyone can trace a difficult path accurately by going slowly, or quickly by accepting errors; a skilled performer is faster at the same accuracy, or more accurate at the same speed, so practice shifts the whole curve relating the two.</w:t>
       </w:r>
       <w:r>
         <w:rPr>
@@ -365,7 +365,7 @@
         <w:pStyle w:val="BodyText"/>
       </w:pPr>
       <w:r>
-        <w:t xml:space="preserve">Both are forms of what Chapter 5 called procedural memory, and both survive damage that abolishes memory for events. Chapter 5 described the patient H.M. learning to trace a star in a mirror while denying each day that he had seen the task before; Suzanne Corkin found that he also improved over days at keeping a stylus on a moving target.</w:t>
+        <w:t xml:space="preserve">Both are forms of what Chapter 5 called procedural memory, and both survive damage that abolishes memory for events. Chapter 5’s patient H.M., who learned mirror tracing while denying each day that he had seen the task, also improved over days, Suzanne Corkin found, at keeping a stylus on a moving target.</w:t>
       </w:r>
       <w:r>
         <w:rPr>
@@ -598,7 +598,7 @@
         <w:pStyle w:val="BodyText"/>
       </w:pPr>
       <w:r>
-        <w:t xml:space="preserve">Adaptation, however learned, is recalibration of something that already works. It returns a person to their previous level of performance under new conditions; it does not teach them to do what they could not do before. Krakauer has argued that much of what was studied as motor learning for decades was adaptation, and that skill, the acquisition of new capability, is a different and slower process that depends on other circuits.</w:t>
+        <w:t xml:space="preserve">Adaptation, however learned, returns a person to their previous level of performance under new conditions; it does not teach them to do what they could not do before. Krakauer has argued that much of what was studied as motor learning for decades was adaptation, and that skill, the acquisition of new capability, is a different and slower process that depends on other circuits.</w:t>
       </w:r>
       <w:r>
         <w:rPr>
@@ -879,7 +879,7 @@
         <w:pStyle w:val="FirstParagraph"/>
       </w:pPr>
       <w:r>
-        <w:t xml:space="preserve">Chapter 8 described two kinds of control, goal-directed actions that depend on the dorsomedial striatum and its prefrontal inputs and habits that depend on the dorsolateral striatum. Practice moves an action from the first to the second, and the shift has now been watched as it happens. Henry Yin, Rui Costa, and colleagues trained mice to stay on an accelerating rotating rod, a skill that improves over days. Neurons in the dorsomedial striatum changed their firing early in training and those in the dorsolateral striatum later, and in slices taken from trained animals the excitatory synapses onto dorsolateral neurons, especially those of the indirect pathway, had been strengthened. Mice with lesions of the dorsomedial striatum were impaired in the early sessions and then caught up; mice with lesions of the dorsolateral striatum were impaired throughout.</w:t>
+        <w:t xml:space="preserve">Practice moves an action from the goal-directed control of the dorsomedial striatum to the habitual control of the dorsolateral striatum (Chapter 8), and the shift has now been watched as it happens. Henry Yin, Rui Costa, and colleagues trained mice to stay on an accelerating rotating rod, a skill that improves over days. Neurons in the dorsomedial striatum changed their firing early in training and those in the dorsolateral striatum later, and in slices taken from trained animals the excitatory synapses onto dorsolateral neurons, especially those of the indirect pathway, had been strengthened. Mice with lesions of the dorsomedial striatum were impaired in the early sessions and then caught up; mice with lesions of the dorsolateral striatum were impaired throughout.</w:t>
       </w:r>
       <w:r>
         <w:rPr>
@@ -1070,7 +1070,7 @@
         <w:pStyle w:val="FirstParagraph"/>
       </w:pPr>
       <w:r>
-        <w:t xml:space="preserve">Even the most practiced movements vary slightly from one repetition to the next. That variability is often treated as noise, but it may be the motor system exploring. Chapter 8 described the dilemma between exploiting the best known option and exploring to find a better one; for a movement, exploration means trying slightly different versions and keeping what works. Howard Wu, Maurice Smith, and colleagues found that people whose movements varied more along the dimension that mattered to the task learned faster, and that the nervous system reshaped its variability toward that dimension during training, though later studies have not consistently found the same relation for learning from errors.</w:t>
+        <w:t xml:space="preserve">Even the most practiced movements vary slightly from one repetition to the next. That variability is often treated as noise, but it may be the motor system exploring. For a movement, the exploration of Chapter 8 means trying slightly different versions and keeping what works. Howard Wu, Maurice Smith, and colleagues found that people whose movements varied more along the dimension that mattered to the task learned faster, and that the nervous system reshaped its variability toward that dimension during training, though later studies have not consistently found the same relation for learning from errors.</w:t>
       </w:r>
       <w:r>
         <w:rPr>
@@ -2077,7 +2077,7 @@
         <w:pStyle w:val="BodyText"/>
       </w:pPr>
       <w:r>
-        <w:t xml:space="preserve">Second, what is cached is brittle in the way habits are. A network trained to copy a search reproduces the search’s answers in the situations it was trained on, and like the habitual rat it does not consult the outcome. If the goal changes, it goes on producing what used to be right. Most artificial systems that cache have no way to notice this, and a change in the objective requires retraining.</w:t>
+        <w:t xml:space="preserve">Second, what is cached is brittle in the way habits are. A network trained to copy a search reproduces the search’s answers in the situations it was trained on and does not consult the outcome. If the goal changes, it goes on producing what used to be right. Most artificial systems that cache have no way to notice this, and a change in the objective requires retraining.</w:t>
       </w:r>
     </w:p>
     <w:p>
@@ -2143,7 +2143,7 @@
         <w:pStyle w:val="BodyText"/>
       </w:pPr>
       <w:r>
-        <w:t xml:space="preserve">Fifth, the brain lets the slow system interrupt the fast one. Chapter 8 described arbitration between planning and habit; practice adds a twist, because a routine runs only while a supervisor permits it, as the infralimbic experiments show. A pianist plays automatically until a wrong note, then attends; a driver converses until the car ahead brakes. Artificial systems with both fast and slow modes rarely decide for themselves when to switch from one to the other, and it is that decision, as much as either mode, that makes a skilled human reliable. Whether machines can learn it, and what else they lack, is the question of Chapter 10.</w:t>
+        <w:t xml:space="preserve">Fifth, the brain lets the slow system interrupt the fast one. Practice adds a twist to Chapter 8’s arbitration between planning and habit: a routine runs only while a supervisor permits it, as the infralimbic experiments show. A pianist plays automatically until a wrong note, then attends; a driver converses until the car ahead brakes. Artificial systems with both fast and slow modes rarely decide for themselves when to switch from one to the other, and it is that decision, as much as either mode, that makes a skilled human reliable. Whether machines can learn it, and what else they lack, is the question of Chapter 10.</w:t>
       </w:r>
     </w:p>
     <w:bookmarkEnd w:id="150"/>
@@ -3563,7 +3563,7 @@
         <w:pStyle w:val="BodyText"/>
       </w:pPr>
       <w:r>
-        <w:t xml:space="preserve">Martin, T. A., Keating, J. G., Goodkin, H. P., Bastian, A. J., &amp; Thach, W. T. (1996). Throwing while looking through prisms: I. Focal olivocerebellar lesions impair adaptation.</w:t>
+        <w:t xml:space="preserve">Martin, T. A., Keating, J. G., Goodkin, H. P., Bastian, A. J., &amp; Thach, W. T. (1996). Throwing while looking through prisms. I. Focal olivocerebellar lesions impair adaptation.</w:t>
       </w:r>
       <w:r>
         <w:t xml:space="preserve"> </w:t>
@@ -5062,7 +5062,7 @@
         <w:t xml:space="preserve"> </w:t>
       </w:r>
       <w:r>
-        <w:t xml:space="preserve">Martin, T. A., Keating, J. G., Goodkin, H. P., Bastian, A. J., &amp; Thach, W. T. (1996). Throwing while looking through prisms: I. Focal olivocerebellar lesions impair adaptation.</w:t>
+        <w:t xml:space="preserve">Martin, T. A., Keating, J. G., Goodkin, H. P., Bastian, A. J., &amp; Thach, W. T. (1996). Throwing while looking through prisms. I. Focal olivocerebellar lesions impair adaptation.</w:t>
       </w:r>
       <w:r>
         <w:t xml:space="preserve"> </w:t>
